--- a/Chapter_07_Chemical_Nomenclature.docx
+++ b/Chapter_07_Chemical_Nomenclature.docx
@@ -8402,6 +8402,217 @@
           <w:bCs/>
         </w:rPr>
         <w:t xml:space="preserve">Answer Key: 1-C   2-C   3-C   4-B   5-B   6-B   7-C   8-B   9-D   10-A</w:t>
+      </w:r>
+    </w:p>
+    <w:p>
+      <w:pPr>
+        <w:spacing w:after="120" w:line="300"/>
+      </w:pPr>
+      <w:r>
+        <w:rPr>
+          <w:b/>
+        </w:rPr>
+        <w:t>Answer Key — Worked Rationales</w:t>
+      </w:r>
+    </w:p>
+    <w:p>
+      <w:pPr>
+        <w:spacing w:after="120" w:line="300"/>
+      </w:pPr>
+      <w:r>
+        <w:rPr>
+          <w:b/>
+        </w:rPr>
+        <w:t xml:space="preserve">1. </w:t>
+      </w:r>
+      <w:r>
+        <w:t xml:space="preserve">C. </w:t>
+      </w:r>
+      <w:r>
+        <w:rPr>
+          <w:i/>
+        </w:rPr>
+        <w:t>Group-2 cations have only one common charge (+2), so no Roman numeral: simply "calcium chloride".</w:t>
+      </w:r>
+    </w:p>
+    <w:p>
+      <w:pPr>
+        <w:spacing w:after="120" w:line="300"/>
+      </w:pPr>
+      <w:r>
+        <w:rPr>
+          <w:b/>
+        </w:rPr>
+        <w:t xml:space="preserve">2. </w:t>
+      </w:r>
+      <w:r>
+        <w:t xml:space="preserve">C. </w:t>
+      </w:r>
+      <w:r>
+        <w:rPr>
+          <w:i/>
+        </w:rPr>
+        <w:t>Iron has multiple oxidation states; in Fe₂O₃ each Fe is +3 → iron(III) oxide.</w:t>
+      </w:r>
+    </w:p>
+    <w:p>
+      <w:pPr>
+        <w:spacing w:after="120" w:line="300"/>
+      </w:pPr>
+      <w:r>
+        <w:rPr>
+          <w:b/>
+        </w:rPr>
+        <w:t xml:space="preserve">3. </w:t>
+      </w:r>
+      <w:r>
+        <w:t xml:space="preserve">C. </w:t>
+      </w:r>
+      <w:r>
+        <w:rPr>
+          <w:i/>
+        </w:rPr>
+        <w:t>Phosphate is PO₄³⁻; balance with 3 Na⁺ → Na₃PO₄.</w:t>
+      </w:r>
+    </w:p>
+    <w:p>
+      <w:pPr>
+        <w:spacing w:after="120" w:line="300"/>
+      </w:pPr>
+      <w:r>
+        <w:rPr>
+          <w:b/>
+        </w:rPr>
+        <w:t xml:space="preserve">4. </w:t>
+      </w:r>
+      <w:r>
+        <w:t xml:space="preserve">B. </w:t>
+      </w:r>
+      <w:r>
+        <w:rPr>
+          <w:i/>
+        </w:rPr>
+        <w:t>Sulfate is SO₄²⁻; balance with 2 NH₄⁺ → (NH₄)₂SO₄.</w:t>
+      </w:r>
+    </w:p>
+    <w:p>
+      <w:pPr>
+        <w:spacing w:after="120" w:line="300"/>
+      </w:pPr>
+      <w:r>
+        <w:rPr>
+          <w:b/>
+        </w:rPr>
+        <w:t xml:space="preserve">5. </w:t>
+      </w:r>
+      <w:r>
+        <w:t xml:space="preserve">B. </w:t>
+      </w:r>
+      <w:r>
+        <w:rPr>
+          <w:i/>
+        </w:rPr>
+        <w:t>Two binary nonmetals: Greek prefixes for both → di-nitrogen pent-oxide → dinitrogen pentoxide.</w:t>
+      </w:r>
+    </w:p>
+    <w:p>
+      <w:pPr>
+        <w:spacing w:after="120" w:line="300"/>
+      </w:pPr>
+      <w:r>
+        <w:rPr>
+          <w:b/>
+        </w:rPr>
+        <w:t xml:space="preserve">6. </w:t>
+      </w:r>
+      <w:r>
+        <w:t xml:space="preserve">B. </w:t>
+      </w:r>
+      <w:r>
+        <w:rPr>
+          <w:i/>
+        </w:rPr>
+        <w:t>Binary covalent: "mono-" is dropped from the first element → carbon tetrachloride.</w:t>
+      </w:r>
+    </w:p>
+    <w:p>
+      <w:pPr>
+        <w:spacing w:after="120" w:line="300"/>
+      </w:pPr>
+      <w:r>
+        <w:rPr>
+          <w:b/>
+        </w:rPr>
+        <w:t xml:space="preserve">7. </w:t>
+      </w:r>
+      <w:r>
+        <w:t xml:space="preserve">C. </w:t>
+      </w:r>
+      <w:r>
+        <w:rPr>
+          <w:i/>
+        </w:rPr>
+        <w:t>Aqueous binary acid (H + halide): "hydro-" + halide-stem-"ic" + "acid" → hydrobromic acid.</w:t>
+      </w:r>
+    </w:p>
+    <w:p>
+      <w:pPr>
+        <w:spacing w:after="120" w:line="300"/>
+      </w:pPr>
+      <w:r>
+        <w:rPr>
+          <w:b/>
+        </w:rPr>
+        <w:t xml:space="preserve">8. </w:t>
+      </w:r>
+      <w:r>
+        <w:t xml:space="preserve">B. </w:t>
+      </w:r>
+      <w:r>
+        <w:rPr>
+          <w:i/>
+        </w:rPr>
+        <w:t>Oxoacid from "sulfite" (SO₃²⁻): drop "-ite", add "-ous acid" → sulfurous acid.</w:t>
+      </w:r>
+    </w:p>
+    <w:p>
+      <w:pPr>
+        <w:spacing w:after="120" w:line="300"/>
+      </w:pPr>
+      <w:r>
+        <w:rPr>
+          <w:b/>
+        </w:rPr>
+        <w:t xml:space="preserve">9. </w:t>
+      </w:r>
+      <w:r>
+        <w:t xml:space="preserve">D. </w:t>
+      </w:r>
+      <w:r>
+        <w:rPr>
+          <w:i/>
+        </w:rPr>
+        <w:t>"Chlorate" is ClO₃⁻; the corresponding acid is HClO₃ (chloric acid).</w:t>
+      </w:r>
+    </w:p>
+    <w:p>
+      <w:pPr>
+        <w:spacing w:after="120" w:line="300"/>
+      </w:pPr>
+      <w:r>
+        <w:rPr>
+          <w:b/>
+        </w:rPr>
+        <w:t xml:space="preserve">10. </w:t>
+      </w:r>
+      <w:r>
+        <w:t xml:space="preserve">A. </w:t>
+      </w:r>
+      <w:r>
+        <w:rPr>
+          <w:i/>
+        </w:rPr>
+        <w:t>Iron(II) has charge +2; sulfide is S²⁻; balance gives 1:1 → FeS.</w:t>
       </w:r>
     </w:p>
     <w:p>

--- a/Chapter_07_Chemical_Nomenclature.docx
+++ b/Chapter_07_Chemical_Nomenclature.docx
@@ -52,6 +52,17 @@
       </w:pPr>
       <w:r>
         <w:t xml:space="preserve">This chapter teaches you that scheme. It is not glamorous material; it is the alphabet of chemistry, and you cannot do the rest of the course without it. By the end of the chapter you should be able to take a name like "calcium hydrogen phosphate" and write down Ca(HPO₄), or take a formula like Fe₂(SO₄)₃ and produce the name "iron(III) sulfate."</w:t>
+      </w:r>
+    </w:p>
+    <w:p>
+      <w:r>
+        <w:rPr>
+          <w:b/>
+        </w:rPr>
+        <w:t xml:space="preserve">Why this matters: </w:t>
+      </w:r>
+      <w:r>
+        <w:t>Names are infrastructure. Once you can convert "calcium hydrogen phosphate" to Ca(HPO₄)₂ and back, you can read a chemical-stockroom shelf, a safety data sheet, a pharmaceutical label, an environmental-cleanup report, and the textbook for any chemistry course that follows this one. Every later chapter in this book assumes you can do this on demand: Chapter 8 expects "calcium phosphate" to give you a formula mass, Chapter 9 expects it to give you a balanced equation. Pre-med and pre-engineering students who skim nomenclature pay for it in every later course; budget the time here so the rest of your science career runs on autopilot.</w:t>
       </w:r>
     </w:p>
     <w:p>

--- a/Chapter_07_Chemical_Nomenclature.docx
+++ b/Chapter_07_Chemical_Nomenclature.docx
@@ -166,6 +166,30 @@
       </w:pPr>
       <w:r>
         <w:t xml:space="preserve">Use a systematic decision-tree procedure to name any covered compound.</w:t>
+      </w:r>
+    </w:p>
+    <w:p>
+      <w:pPr>
+        <w:pStyle w:val="ListParagraph"/>
+        <w:numPr>
+          <w:ilvl w:val="0"/>
+          <w:numId w:val="2"/>
+        </w:numPr>
+      </w:pPr>
+      <w:r>
+        <w:t>Describe the general properties of acids and of bases, and distinguish strong from weak acids and strong from weak bases.</w:t>
+      </w:r>
+    </w:p>
+    <w:p>
+      <w:pPr>
+        <w:pStyle w:val="ListParagraph"/>
+        <w:numPr>
+          <w:ilvl w:val="0"/>
+          <w:numId w:val="2"/>
+        </w:numPr>
+      </w:pPr>
+      <w:r>
+        <w:t>Read pH values qualitatively, identify acidic, neutral, and basic solutions on the 0–14 pH scale, and recognise common indicator colour changes.</w:t>
       </w:r>
     </w:p>
     <w:p>
@@ -5143,6 +5167,758 @@
       </w:pPr>
       <w:r>
         <w:rPr>
+          <w:b w:val="0"/>
+          <w:i w:val="0"/>
+        </w:rPr>
+        <w:t>7.9 Properties of Common Acids and Bases</w:t>
+      </w:r>
+    </w:p>
+    <w:p>
+      <w:pPr/>
+      <w:r>
+        <w:rPr>
+          <w:b w:val="0"/>
+          <w:i w:val="0"/>
+        </w:rPr>
+        <w:t>Naming acids (Section 7.7) is only the first step. To use an acid or base intelligently — in the lab, in cooking, or in everyday safety decisions — you also need to know how they behave. This section is a tour of the general properties shared by acids and by bases, and of the strong-vs-weak distinction that determines just how aggressively a given acid or base reacts.</w:t>
+      </w:r>
+    </w:p>
+    <w:p>
+      <w:pPr>
+        <w:pStyle w:val="Heading3"/>
+      </w:pPr>
+      <w:r>
+        <w:rPr>
+          <w:b w:val="0"/>
+          <w:i w:val="0"/>
+        </w:rPr>
+        <w:t>General Properties of Acids</w:t>
+      </w:r>
+    </w:p>
+    <w:p>
+      <w:pPr/>
+      <w:r>
+        <w:rPr>
+          <w:b w:val="0"/>
+          <w:i w:val="0"/>
+        </w:rPr>
+        <w:t>Aqueous solutions of acids share a recognisable set of behaviours:</w:t>
+      </w:r>
+    </w:p>
+    <w:p>
+      <w:pPr/>
+      <w:r>
+        <w:rPr>
+          <w:b w:val="0"/>
+          <w:i w:val="0"/>
+        </w:rPr>
+        <w:t>• They taste sour (think lemon juice, vinegar, coffee). NEVER taste a laboratory chemical, but the connection between acidity and sourness is why citrus and tomatoes register as sharp on the tongue.</w:t>
+      </w:r>
+    </w:p>
+    <w:p>
+      <w:pPr/>
+      <w:r>
+        <w:rPr>
+          <w:b w:val="0"/>
+          <w:i w:val="0"/>
+        </w:rPr>
+        <w:t>• They turn blue litmus paper red — the classic indicator test. Phenolphthalein is colourless in acid; methyl orange turns red.</w:t>
+      </w:r>
+    </w:p>
+    <w:p>
+      <w:pPr/>
+      <w:r>
+        <w:rPr>
+          <w:b w:val="0"/>
+          <w:i w:val="0"/>
+        </w:rPr>
+        <w:t>• They conduct electricity in solution because they release ions (acids are electrolytes).</w:t>
+      </w:r>
+    </w:p>
+    <w:p>
+      <w:pPr/>
+      <w:r>
+        <w:rPr>
+          <w:b w:val="0"/>
+          <w:i w:val="0"/>
+        </w:rPr>
+        <w:t>• They react with active metals (Zn, Mg, Fe, Al) to evolve hydrogen gas: 2 HCl(aq) + Zn(s) → ZnCl₂(aq) + H₂(g) ↑.</w:t>
+      </w:r>
+    </w:p>
+    <w:p>
+      <w:pPr/>
+      <w:r>
+        <w:rPr>
+          <w:b w:val="0"/>
+          <w:i w:val="0"/>
+        </w:rPr>
+        <w:t>• They react with carbonates and bicarbonates to evolve CO₂ gas: 2 HCl(aq) + Na₂CO₃(s) → 2 NaCl(aq) + H₂O(l) + CO₂(g) ↑. (This is the antacid + stomach reaction and the baking-soda + vinegar volcano.)</w:t>
+      </w:r>
+    </w:p>
+    <w:p>
+      <w:pPr/>
+      <w:r>
+        <w:rPr>
+          <w:b w:val="0"/>
+          <w:i w:val="0"/>
+        </w:rPr>
+        <w:t>• They neutralise bases to give a salt and water (Section 9.6.7).</w:t>
+      </w:r>
+    </w:p>
+    <w:p>
+      <w:pPr/>
+      <w:r>
+        <w:rPr>
+          <w:b w:val="0"/>
+          <w:i w:val="0"/>
+        </w:rPr>
+        <w:t>What unifies these behaviours is the presence of H⁺ ions (more precisely, hydronium ions H₃O⁺) in solution. The Arrhenius definition of an acid is a substance that releases H⁺ when dissolved in water:</w:t>
+      </w:r>
+    </w:p>
+    <w:p>
+      <w:pPr/>
+      <w:r>
+        <w:rPr>
+          <w:b w:val="0"/>
+          <w:i w:val="0"/>
+        </w:rPr>
+        <w:t>HCl(aq) → H⁺(aq) + Cl⁻(aq)</w:t>
+      </w:r>
+    </w:p>
+    <w:p>
+      <w:pPr>
+        <w:pStyle w:val="Heading3"/>
+      </w:pPr>
+      <w:r>
+        <w:rPr>
+          <w:b w:val="0"/>
+          <w:i w:val="0"/>
+        </w:rPr>
+        <w:t>General Properties of Bases</w:t>
+      </w:r>
+    </w:p>
+    <w:p>
+      <w:pPr/>
+      <w:r>
+        <w:rPr>
+          <w:b w:val="0"/>
+          <w:i w:val="0"/>
+        </w:rPr>
+        <w:t>Aqueous solutions of bases share a different but equally recognisable set of behaviours:</w:t>
+      </w:r>
+    </w:p>
+    <w:p>
+      <w:pPr/>
+      <w:r>
+        <w:rPr>
+          <w:b w:val="0"/>
+          <w:i w:val="0"/>
+        </w:rPr>
+        <w:t>• They taste bitter (soap, baking soda, unsweetened cocoa).</w:t>
+      </w:r>
+    </w:p>
+    <w:p>
+      <w:pPr/>
+      <w:r>
+        <w:rPr>
+          <w:b w:val="0"/>
+          <w:i w:val="0"/>
+        </w:rPr>
+        <w:t>• They feel slippery between the fingers — the slipperiness of soap and the slimy feel of drain cleaner are the same chemistry.</w:t>
+      </w:r>
+    </w:p>
+    <w:p>
+      <w:pPr/>
+      <w:r>
+        <w:rPr>
+          <w:b w:val="0"/>
+          <w:i w:val="0"/>
+        </w:rPr>
+        <w:t>• They turn red litmus paper blue. Phenolphthalein turns bright pink in base.</w:t>
+      </w:r>
+    </w:p>
+    <w:p>
+      <w:pPr/>
+      <w:r>
+        <w:rPr>
+          <w:b w:val="0"/>
+          <w:i w:val="0"/>
+        </w:rPr>
+        <w:t>• They conduct electricity (bases are electrolytes).</w:t>
+      </w:r>
+    </w:p>
+    <w:p>
+      <w:pPr/>
+      <w:r>
+        <w:rPr>
+          <w:b w:val="0"/>
+          <w:i w:val="0"/>
+        </w:rPr>
+        <w:t>• They neutralise acids to give a salt and water.</w:t>
+      </w:r>
+    </w:p>
+    <w:p>
+      <w:pPr/>
+      <w:r>
+        <w:rPr>
+          <w:b w:val="0"/>
+          <w:i w:val="0"/>
+        </w:rPr>
+        <w:t>What unifies these behaviours is the presence of OH⁻ (hydroxide) ions in solution. The Arrhenius definition of a base is a substance that releases OH⁻ when dissolved in water:</w:t>
+      </w:r>
+    </w:p>
+    <w:p>
+      <w:pPr/>
+      <w:r>
+        <w:rPr>
+          <w:b w:val="0"/>
+          <w:i w:val="0"/>
+        </w:rPr>
+        <w:t>NaOH(aq) → Na⁺(aq) + OH⁻(aq)</w:t>
+      </w:r>
+    </w:p>
+    <w:p>
+      <w:pPr>
+        <w:pStyle w:val="Heading3"/>
+      </w:pPr>
+      <w:r>
+        <w:rPr>
+          <w:b w:val="0"/>
+          <w:i w:val="0"/>
+        </w:rPr>
+        <w:t>Strong vs. Weak Acids</w:t>
+      </w:r>
+    </w:p>
+    <w:p>
+      <w:pPr/>
+      <w:r>
+        <w:rPr>
+          <w:b w:val="0"/>
+          <w:i w:val="0"/>
+        </w:rPr>
+        <w:t>The distinction between strong and weak acids is about the EXTENT of ionisation in water, not the concentration. A strong acid ionises essentially 100% — every HCl molecule put into water releases its proton. A weak acid ionises only partially — most of the molecules stay intact, and only a small fraction donate H⁺ at any moment.</w:t>
+      </w:r>
+    </w:p>
+    <w:p>
+      <w:pPr/>
+      <w:r>
+        <w:rPr>
+          <w:b w:val="0"/>
+          <w:i w:val="0"/>
+        </w:rPr>
+        <w:t>There are only six common strong acids — memorise them, because everything else at this level is weak:</w:t>
+      </w:r>
+    </w:p>
+    <w:p>
+      <w:pPr/>
+      <w:r>
+        <w:rPr>
+          <w:b w:val="0"/>
+          <w:i w:val="0"/>
+        </w:rPr>
+        <w:t>Hydrochloric acid HCl, hydrobromic acid HBr, hydroiodic acid HI, nitric acid HNO₃, sulfuric acid H₂SO₄ (first ionisation only), perchloric acid HClO₄.</w:t>
+      </w:r>
+    </w:p>
+    <w:p>
+      <w:pPr/>
+      <w:r>
+        <w:rPr>
+          <w:b w:val="0"/>
+          <w:i w:val="0"/>
+        </w:rPr>
+        <w:t>Common weak acids: hydrofluoric acid HF, acetic acid CH₃COOH (vinegar), carbonic acid H₂CO₃ (carbonated beverages), phosphoric acid H₃PO₄ (cola), citric acid (citrus), and most carboxylic acids you will meet in organic chemistry.</w:t>
+      </w:r>
+    </w:p>
+    <w:p>
+      <w:pPr>
+        <w:pStyle w:val="Heading3"/>
+      </w:pPr>
+      <w:r>
+        <w:rPr>
+          <w:b w:val="0"/>
+          <w:i w:val="0"/>
+        </w:rPr>
+        <w:t>Strong vs. Weak Bases</w:t>
+      </w:r>
+    </w:p>
+    <w:p>
+      <w:pPr/>
+      <w:r>
+        <w:rPr>
+          <w:b w:val="0"/>
+          <w:i w:val="0"/>
+        </w:rPr>
+        <w:t>Strong bases are the soluble Group 1 and heavy Group 2 hydroxides, which dissociate essentially 100% in water:</w:t>
+      </w:r>
+    </w:p>
+    <w:p>
+      <w:pPr/>
+      <w:r>
+        <w:rPr>
+          <w:b w:val="0"/>
+          <w:i w:val="0"/>
+        </w:rPr>
+        <w:t>LiOH, NaOH, KOH, RbOH, CsOH (Group 1); Ca(OH)₂, Sr(OH)₂, Ba(OH)₂ (heavy Group 2).</w:t>
+      </w:r>
+    </w:p>
+    <w:p>
+      <w:pPr/>
+      <w:r>
+        <w:rPr>
+          <w:b w:val="0"/>
+          <w:i w:val="0"/>
+        </w:rPr>
+        <w:t>The most common weak base is aqueous ammonia (NH₃ + H₂O ⇌ NH₄⁺ + OH⁻); only a small fraction of the dissolved NH₃ picks up a proton from water at any given moment. Amines (RNH₂) you will meet in organic chemistry are weak bases by the same logic.</w:t>
+      </w:r>
+    </w:p>
+    <w:p>
+      <w:pPr>
+        <w:pStyle w:val="Heading3"/>
+      </w:pPr>
+      <w:r>
+        <w:rPr>
+          <w:b w:val="0"/>
+          <w:i w:val="0"/>
+        </w:rPr>
+        <w:t>Common Acids and Bases in Everyday Life</w:t>
+      </w:r>
+    </w:p>
+    <w:p>
+      <w:pPr/>
+      <w:r>
+        <w:rPr>
+          <w:b w:val="0"/>
+          <w:i w:val="0"/>
+        </w:rPr>
+        <w:t>Acids you handle every day: stomach acid (HCl, ~0.10 M), vinegar (5% acetic acid), citrus and tomato (citric, ascorbic), carbonated beverages (carbonic + phosphoric), car-battery acid (H₂SO₄, ~5 M), aspirin (acetylsalicylic acid).</w:t>
+      </w:r>
+    </w:p>
+    <w:p>
+      <w:pPr/>
+      <w:r>
+        <w:rPr>
+          <w:b w:val="0"/>
+          <w:i w:val="0"/>
+        </w:rPr>
+        <w:t>Bases you handle every day: baking soda (NaHCO₃, mildly basic), antacids (CaCO₃, Mg(OH)₂, Al(OH)₃), soap and detergents, household ammonia (NH₃, ~10%), drain cleaner (NaOH, often &gt;10%), cement and plaster (Ca(OH)₂).</w:t>
+      </w:r>
+    </w:p>
+    <w:tbl>
+      <w:tblPr>
+        <w:tblW w:type="auto" w:w="0"/>
+        <w:tblLook w:firstColumn="1" w:firstRow="1" w:lastColumn="0" w:lastRow="0" w:noHBand="0" w:noVBand="1" w:val="04A0"/>
+      </w:tblPr>
+      <w:tblGrid>
+        <w:gridCol w:w="9360"/>
+      </w:tblGrid>
+      <w:tr>
+        <w:tc>
+          <w:tcPr>
+            <w:tcW w:type="dxa" w:w="9360"/>
+            <w:shd w:val="clear" w:color="auto" w:fill="EEF3FA"/>
+          </w:tcPr>
+          <w:p>
+            <w:r>
+              <w:rPr>
+                <w:i w:val="0"/>
+              </w:rPr>
+              <w:t>EXAMPLE 7.9: Classifying acids as strong or weak</w:t>
+            </w:r>
+          </w:p>
+          <w:p>
+            <w:r>
+              <w:rPr>
+                <w:i w:val="0"/>
+              </w:rPr>
+              <w:t>Classify each as a strong or weak acid: (a) HCl, (b) HF, (c) H₂SO₄, (d) CH₃COOH, (e) H₃PO₄.</w:t>
+            </w:r>
+          </w:p>
+          <w:p>
+            <w:r>
+              <w:rPr>
+                <w:i w:val="0"/>
+              </w:rPr>
+              <w:t>Step 1 — Recall the six common strong acids: HCl, HBr, HI, HNO₃, H₂SO₄, HClO₄.</w:t>
+            </w:r>
+          </w:p>
+          <w:p>
+            <w:r>
+              <w:rPr>
+                <w:i w:val="0"/>
+              </w:rPr>
+              <w:t>Step 2 — Anything not on that list is weak at this level.</w:t>
+            </w:r>
+          </w:p>
+          <w:p>
+            <w:r>
+              <w:rPr>
+                <w:i w:val="0"/>
+              </w:rPr>
+              <w:t>Step 3 — Apply.</w:t>
+            </w:r>
+          </w:p>
+          <w:p>
+            <w:r>
+              <w:rPr>
+                <w:i w:val="0"/>
+              </w:rPr>
+              <w:t>(a) HCl — strong (on the list).</w:t>
+            </w:r>
+          </w:p>
+          <w:p>
+            <w:r>
+              <w:rPr>
+                <w:i w:val="0"/>
+              </w:rPr>
+              <w:t>(b) HF — weak (NOT on the list, even though all the other binary halogen acids are strong).</w:t>
+            </w:r>
+          </w:p>
+          <w:p>
+            <w:r>
+              <w:rPr>
+                <w:i w:val="0"/>
+              </w:rPr>
+              <w:t>(c) H₂SO₄ — strong (on the list, first ionisation; second ionisation H SO₄⁻ → H⁺ + SO₄²⁻ is actually weak, but at prep-chem level treat H₂SO₄ as strong).</w:t>
+            </w:r>
+          </w:p>
+          <w:p>
+            <w:r>
+              <w:rPr>
+                <w:i w:val="0"/>
+              </w:rPr>
+              <w:t>(d) CH₃COOH (acetic acid, vinegar) — weak.</w:t>
+            </w:r>
+          </w:p>
+          <w:p>
+            <w:r>
+              <w:rPr>
+                <w:i w:val="0"/>
+              </w:rPr>
+              <w:t>(e) H₃PO₄ — weak.</w:t>
+            </w:r>
+          </w:p>
+          <w:p>
+            <w:r>
+              <w:rPr>
+                <w:i/>
+              </w:rPr>
+              <w:t>HF is the trap most students fall into. Bond strength makes the H–F bond hard to break in water, so HF ionises far less than HCl despite the family resemblance.</w:t>
+            </w:r>
+          </w:p>
+        </w:tc>
+      </w:tr>
+    </w:tbl>
+    <w:p>
+      <w:pPr>
+        <w:pStyle w:val="Heading2"/>
+      </w:pPr>
+      <w:r>
+        <w:rPr>
+          <w:b w:val="0"/>
+          <w:i w:val="0"/>
+        </w:rPr>
+        <w:t>7.10 The pH Scale</w:t>
+      </w:r>
+    </w:p>
+    <w:p>
+      <w:pPr/>
+      <w:r>
+        <w:rPr>
+          <w:b w:val="0"/>
+          <w:i w:val="0"/>
+        </w:rPr>
+        <w:t>The strength of an acidic or basic solution is reported on a single number line called the pH scale, running from 0 (most acidic) through 7 (neutral) to 14 (most basic). The underlying mathematics is logarithmic (pH = −log[H⁺]) and a full quantitative treatment belongs to general chemistry. At the prep-chem level, you need to read pH values qualitatively, identify common substances by their pH, and recognise indicators.</w:t>
+      </w:r>
+    </w:p>
+    <w:p>
+      <w:pPr>
+        <w:pStyle w:val="Heading3"/>
+      </w:pPr>
+      <w:r>
+        <w:rPr>
+          <w:b w:val="0"/>
+          <w:i w:val="0"/>
+        </w:rPr>
+        <w:t>Reading pH Values</w:t>
+      </w:r>
+    </w:p>
+    <w:p>
+      <w:pPr/>
+      <w:r>
+        <w:rPr>
+          <w:b w:val="0"/>
+          <w:i w:val="0"/>
+        </w:rPr>
+        <w:t>• pH &lt; 7: acidic. The lower the number, the more acidic. pH 1 is highly acidic; pH 6 is just slightly acidic.</w:t>
+      </w:r>
+    </w:p>
+    <w:p>
+      <w:pPr/>
+      <w:r>
+        <w:rPr>
+          <w:b w:val="0"/>
+          <w:i w:val="0"/>
+        </w:rPr>
+        <w:t>• pH = 7: neutral (pure water at 25 °C).</w:t>
+      </w:r>
+    </w:p>
+    <w:p>
+      <w:pPr/>
+      <w:r>
+        <w:rPr>
+          <w:b w:val="0"/>
+          <w:i w:val="0"/>
+        </w:rPr>
+        <w:t>• pH &gt; 7: basic. The higher the number, the more basic. pH 8 is just slightly basic; pH 14 is highly basic.</w:t>
+      </w:r>
+    </w:p>
+    <w:p>
+      <w:pPr/>
+      <w:r>
+        <w:rPr>
+          <w:b w:val="0"/>
+          <w:i w:val="0"/>
+        </w:rPr>
+        <w:t>Each pH unit represents a TENFOLD change in acidity. A solution at pH 3 is ten times more acidic than one at pH 4, and one hundred times more acidic than one at pH 5. This logarithmic compression is why a small change in pH can have a disproportionately large effect (lake acidification, blood-pH disturbances, food spoilage).</w:t>
+      </w:r>
+    </w:p>
+    <w:p>
+      <w:pPr>
+        <w:pStyle w:val="Heading3"/>
+      </w:pPr>
+      <w:r>
+        <w:rPr>
+          <w:b w:val="0"/>
+          <w:i w:val="0"/>
+        </w:rPr>
+        <w:t>Approximate pH of Common Substances</w:t>
+      </w:r>
+    </w:p>
+    <w:p>
+      <w:pPr/>
+      <w:r>
+        <w:rPr>
+          <w:b w:val="0"/>
+          <w:i w:val="0"/>
+        </w:rPr>
+        <w:t>Battery acid: ~0.5; stomach acid: ~1.5–3.5; lemon juice: ~2; vinegar: ~3; orange juice: ~3.5; coffee: ~5; rainwater: ~5.6; milk: ~6.5; pure water: 7.0; blood: 7.4; sea water: ~8.1; baking soda solution: ~9; household ammonia: ~11; bleach: ~12.5; oven cleaner / lye: ~13.5.</w:t>
+      </w:r>
+    </w:p>
+    <w:p>
+      <w:pPr/>
+      <w:r>
+        <w:rPr>
+          <w:b w:val="0"/>
+          <w:i w:val="0"/>
+        </w:rPr>
+        <w:t>The narrow range of human blood pH (7.35–7.45) is held there by buffer chemistry; deviations of even 0.1 pH unit are medically significant.</w:t>
+      </w:r>
+    </w:p>
+    <w:p>
+      <w:pPr>
+        <w:pStyle w:val="Heading3"/>
+      </w:pPr>
+      <w:r>
+        <w:rPr>
+          <w:b w:val="0"/>
+          <w:i w:val="0"/>
+        </w:rPr>
+        <w:t>Indicators</w:t>
+      </w:r>
+    </w:p>
+    <w:p>
+      <w:pPr/>
+      <w:r>
+        <w:rPr>
+          <w:b w:val="0"/>
+          <w:i w:val="0"/>
+        </w:rPr>
+        <w:t>An indicator is a dye whose colour changes in a defined pH range. Three you will meet repeatedly:</w:t>
+      </w:r>
+    </w:p>
+    <w:p>
+      <w:pPr/>
+      <w:r>
+        <w:rPr>
+          <w:b w:val="0"/>
+          <w:i w:val="0"/>
+        </w:rPr>
+        <w:t>• Litmus: red in acid (pH &lt; 5), blue in base (pH &gt; 8).</w:t>
+      </w:r>
+    </w:p>
+    <w:p>
+      <w:pPr/>
+      <w:r>
+        <w:rPr>
+          <w:b w:val="0"/>
+          <w:i w:val="0"/>
+        </w:rPr>
+        <w:t>• Phenolphthalein: colourless below pH 8.3, pink above.</w:t>
+      </w:r>
+    </w:p>
+    <w:p>
+      <w:pPr/>
+      <w:r>
+        <w:rPr>
+          <w:b w:val="0"/>
+          <w:i w:val="0"/>
+        </w:rPr>
+        <w:t>• Methyl orange: red below pH 3.1, yellow above 4.4.</w:t>
+      </w:r>
+    </w:p>
+    <w:p>
+      <w:pPr/>
+      <w:r>
+        <w:rPr>
+          <w:b w:val="0"/>
+          <w:i w:val="0"/>
+        </w:rPr>
+        <w:t>Universal indicator solution and pH paper are mixtures of several dyes that span the whole 0–14 range, giving a continuous colour scale.</w:t>
+      </w:r>
+    </w:p>
+    <w:tbl>
+      <w:tblPr>
+        <w:tblW w:type="auto" w:w="0"/>
+        <w:tblLook w:firstColumn="1" w:firstRow="1" w:lastColumn="0" w:lastRow="0" w:noHBand="0" w:noVBand="1" w:val="04A0"/>
+      </w:tblPr>
+      <w:tblGrid>
+        <w:gridCol w:w="9360"/>
+      </w:tblGrid>
+      <w:tr>
+        <w:tc>
+          <w:tcPr>
+            <w:tcW w:type="dxa" w:w="9360"/>
+            <w:shd w:val="clear" w:color="auto" w:fill="EEF3FA"/>
+          </w:tcPr>
+          <w:p>
+            <w:r>
+              <w:rPr>
+                <w:i w:val="0"/>
+              </w:rPr>
+              <w:t>EXAMPLE 7.10: Reading pH values</w:t>
+            </w:r>
+          </w:p>
+          <w:p>
+            <w:r>
+              <w:rPr>
+                <w:i w:val="0"/>
+              </w:rPr>
+              <w:t>Classify each solution as strongly acidic, weakly acidic, neutral, weakly basic, or strongly basic.</w:t>
+            </w:r>
+          </w:p>
+          <w:p>
+            <w:r>
+              <w:rPr>
+                <w:i w:val="0"/>
+              </w:rPr>
+              <w:t>(a) gastric juice, pH = 1.5</w:t>
+            </w:r>
+          </w:p>
+          <w:p>
+            <w:r>
+              <w:rPr>
+                <w:i w:val="0"/>
+              </w:rPr>
+              <w:t>(b) saliva, pH = 6.5</w:t>
+            </w:r>
+          </w:p>
+          <w:p>
+            <w:r>
+              <w:rPr>
+                <w:i w:val="0"/>
+              </w:rPr>
+              <w:t>(c) tap water, pH = 7.0</w:t>
+            </w:r>
+          </w:p>
+          <w:p>
+            <w:r>
+              <w:rPr>
+                <w:i w:val="0"/>
+              </w:rPr>
+              <w:t>(d) blood, pH = 7.4</w:t>
+            </w:r>
+          </w:p>
+          <w:p>
+            <w:r>
+              <w:rPr>
+                <w:i w:val="0"/>
+              </w:rPr>
+              <w:t>(e) household ammonia, pH = 11.0</w:t>
+            </w:r>
+          </w:p>
+          <w:p>
+            <w:r>
+              <w:rPr>
+                <w:i w:val="0"/>
+              </w:rPr>
+              <w:t>Step 1 — Apply the rules: &lt; 4 strongly acidic; 4–6 weakly acidic; 7 neutral; 8–10 weakly basic; &gt; 10 strongly basic.</w:t>
+            </w:r>
+          </w:p>
+          <w:p>
+            <w:r>
+              <w:rPr>
+                <w:i w:val="0"/>
+              </w:rPr>
+              <w:t>(a) pH 1.5 → strongly acidic.</w:t>
+            </w:r>
+          </w:p>
+          <w:p>
+            <w:r>
+              <w:rPr>
+                <w:i w:val="0"/>
+              </w:rPr>
+              <w:t>(b) pH 6.5 → weakly acidic (just barely below 7).</w:t>
+            </w:r>
+          </w:p>
+          <w:p>
+            <w:r>
+              <w:rPr>
+                <w:i w:val="0"/>
+              </w:rPr>
+              <w:t>(c) pH 7.0 → neutral.</w:t>
+            </w:r>
+          </w:p>
+          <w:p>
+            <w:r>
+              <w:rPr>
+                <w:i w:val="0"/>
+              </w:rPr>
+              <w:t>(d) pH 7.4 → weakly basic.</w:t>
+            </w:r>
+          </w:p>
+          <w:p>
+            <w:r>
+              <w:rPr>
+                <w:i w:val="0"/>
+              </w:rPr>
+              <w:t>(e) pH 11.0 → strongly basic.</w:t>
+            </w:r>
+          </w:p>
+          <w:p>
+            <w:r>
+              <w:rPr>
+                <w:i w:val="0"/>
+              </w:rPr>
+              <w:t>Now order them by acidity, most acidic to most basic: gastric juice &gt; saliva &gt; tap water &gt; blood &gt; ammonia.</w:t>
+            </w:r>
+          </w:p>
+          <w:p>
+            <w:r>
+              <w:rPr>
+                <w:i/>
+              </w:rPr>
+              <w:t>Each pH unit is a 10× change in [H⁺], so gastric juice (pH 1.5) is about 100,000 times more acidic than saliva (pH 6.5), even though both numbers are 'less than 7'.</w:t>
+            </w:r>
+          </w:p>
+        </w:tc>
+      </w:tr>
+    </w:tbl>
+    <w:p>
+      <w:pPr>
+        <w:pStyle w:val="Heading2"/>
+      </w:pPr>
+      <w:r>
+        <w:rPr>
           <w:b/>
           <w:bCs/>
         </w:rPr>
@@ -5207,6 +5983,290 @@
           <w:bCs/>
         </w:rPr>
         <w:t xml:space="preserve">Acids</w:t>
+      </w:r>
+    </w:p>
+    <w:p>
+      <w:pPr>
+        <w:pStyle w:val="Heading3"/>
+      </w:pPr>
+      <w:r>
+        <w:rPr>
+          <w:b w:val="0"/>
+          <w:i w:val="0"/>
+        </w:rPr>
+        <w:t>Properties of Acids and Bases (Section 7.9)</w:t>
+      </w:r>
+    </w:p>
+    <w:p>
+      <w:pPr>
+        <w:pStyle w:val="ListParagraph"/>
+        <w:numPr>
+          <w:ilvl w:val="0"/>
+          <w:numId w:val="4"/>
+        </w:numPr>
+      </w:pPr>
+      <w:r>
+        <w:rPr>
+          <w:b w:val="0"/>
+          <w:i w:val="0"/>
+        </w:rPr>
+        <w:t>Classify each as a strong or weak acid: HBr, HF, HClO₄, CH₃COOH, H₂CO₃, HNO₃.</w:t>
+      </w:r>
+    </w:p>
+    <w:p>
+      <w:pPr/>
+      <w:r>
+        <w:rPr>
+          <w:b w:val="0"/>
+          <w:i w:val="0"/>
+        </w:rPr>
+        <w:t>Solution: Strong (on the six-acid list): HBr, HClO₄, HNO₃. Weak: HF, CH₃COOH, H₂CO₃.</w:t>
+      </w:r>
+    </w:p>
+    <w:p>
+      <w:pPr>
+        <w:pStyle w:val="ListParagraph"/>
+        <w:numPr>
+          <w:ilvl w:val="0"/>
+          <w:numId w:val="4"/>
+        </w:numPr>
+      </w:pPr>
+      <w:r>
+        <w:rPr>
+          <w:b w:val="0"/>
+          <w:i w:val="0"/>
+        </w:rPr>
+        <w:t>Classify each as a strong or weak base: NaOH, NH₃, KOH, Ca(OH)₂, methylamine (CH₃NH₂).</w:t>
+      </w:r>
+    </w:p>
+    <w:p>
+      <w:pPr/>
+      <w:r>
+        <w:rPr>
+          <w:b w:val="0"/>
+          <w:i w:val="0"/>
+        </w:rPr>
+        <w:t>Solution: Strong: NaOH, KOH, Ca(OH)₂ (Group 1 / heavy Group 2 hydroxides). Weak: NH₃, methylamine (amine bases).</w:t>
+      </w:r>
+    </w:p>
+    <w:p>
+      <w:pPr>
+        <w:pStyle w:val="ListParagraph"/>
+        <w:numPr>
+          <w:ilvl w:val="0"/>
+          <w:numId w:val="4"/>
+        </w:numPr>
+      </w:pPr>
+      <w:r>
+        <w:rPr>
+          <w:b w:val="0"/>
+          <w:i w:val="0"/>
+        </w:rPr>
+        <w:t>Which property is shared by acids and bases (i.e., true of both)?</w:t>
+      </w:r>
+    </w:p>
+    <w:p>
+      <w:pPr/>
+      <w:r>
+        <w:rPr>
+          <w:b w:val="0"/>
+          <w:i w:val="0"/>
+        </w:rPr>
+        <w:t>Solution: Both are electrolytes — they conduct electricity in aqueous solution. (Sour vs. bitter taste, colour with litmus, and reaction with metals/carbonates differ between the two classes.)</w:t>
+      </w:r>
+    </w:p>
+    <w:p>
+      <w:pPr>
+        <w:pStyle w:val="ListParagraph"/>
+        <w:numPr>
+          <w:ilvl w:val="0"/>
+          <w:numId w:val="4"/>
+        </w:numPr>
+      </w:pPr>
+      <w:r>
+        <w:rPr>
+          <w:b w:val="0"/>
+          <w:i w:val="0"/>
+        </w:rPr>
+        <w:t>A solution turns blue litmus paper red. What general class of compound is in solution? Give one possible substance.</w:t>
+      </w:r>
+    </w:p>
+    <w:p>
+      <w:pPr/>
+      <w:r>
+        <w:rPr>
+          <w:b w:val="0"/>
+          <w:i w:val="0"/>
+        </w:rPr>
+        <w:t>Solution: Acid (acids turn blue litmus red). Possible substance: HCl, vinegar (CH₃COOH), lemon juice (citric acid), or any other acidic solution.</w:t>
+      </w:r>
+    </w:p>
+    <w:p>
+      <w:pPr>
+        <w:pStyle w:val="ListParagraph"/>
+        <w:numPr>
+          <w:ilvl w:val="0"/>
+          <w:numId w:val="4"/>
+        </w:numPr>
+      </w:pPr>
+      <w:r>
+        <w:rPr>
+          <w:b w:val="0"/>
+          <w:i w:val="0"/>
+        </w:rPr>
+        <w:t>Aluminum reacts with a clear solution to evolve hydrogen gas, and the same solution reacts with NaHCO₃ to evolve CO₂. Identify the class of solution and the chemical signature of these reactions.</w:t>
+      </w:r>
+    </w:p>
+    <w:p>
+      <w:pPr/>
+      <w:r>
+        <w:rPr>
+          <w:b w:val="0"/>
+          <w:i w:val="0"/>
+        </w:rPr>
+        <w:t>Solution: Acid. Reaction with active metal (Al): 2 Al + 6 HCl → 2 AlCl₃ + 3 H₂. Reaction with bicarbonate: HCl + NaHCO₃ → NaCl + H₂O + CO₂. Both behaviours are diagnostic of acids.</w:t>
+      </w:r>
+    </w:p>
+    <w:p>
+      <w:pPr>
+        <w:pStyle w:val="Heading3"/>
+      </w:pPr>
+      <w:r>
+        <w:rPr>
+          <w:b w:val="0"/>
+          <w:i w:val="0"/>
+        </w:rPr>
+        <w:t>The pH Scale (Section 7.10)</w:t>
+      </w:r>
+    </w:p>
+    <w:p>
+      <w:pPr>
+        <w:pStyle w:val="ListParagraph"/>
+        <w:numPr>
+          <w:ilvl w:val="0"/>
+          <w:numId w:val="4"/>
+        </w:numPr>
+      </w:pPr>
+      <w:r>
+        <w:rPr>
+          <w:b w:val="0"/>
+          <w:i w:val="0"/>
+        </w:rPr>
+        <w:t>Classify each as acidic, neutral, or basic: pH = 2.0, pH = 7.0, pH = 10.5, pH = 4.7, pH = 13.0.</w:t>
+      </w:r>
+    </w:p>
+    <w:p>
+      <w:pPr/>
+      <w:r>
+        <w:rPr>
+          <w:b w:val="0"/>
+          <w:i w:val="0"/>
+        </w:rPr>
+        <w:t>Solution: pH 2.0 acidic; pH 7.0 neutral; pH 10.5 basic; pH 4.7 acidic; pH 13.0 basic (strongly).</w:t>
+      </w:r>
+    </w:p>
+    <w:p>
+      <w:pPr>
+        <w:pStyle w:val="ListParagraph"/>
+        <w:numPr>
+          <w:ilvl w:val="0"/>
+          <w:numId w:val="4"/>
+        </w:numPr>
+      </w:pPr>
+      <w:r>
+        <w:rPr>
+          <w:b w:val="0"/>
+          <w:i w:val="0"/>
+        </w:rPr>
+        <w:t>How many times more acidic is a solution of pH 2 than a solution of pH 5?</w:t>
+      </w:r>
+    </w:p>
+    <w:p>
+      <w:pPr/>
+      <w:r>
+        <w:rPr>
+          <w:b w:val="0"/>
+          <w:i w:val="0"/>
+        </w:rPr>
+        <w:t>Solution: 5 − 2 = 3 pH units; each unit is 10×, so 10³ = 1000 times more acidic.</w:t>
+      </w:r>
+    </w:p>
+    <w:p>
+      <w:pPr>
+        <w:pStyle w:val="ListParagraph"/>
+        <w:numPr>
+          <w:ilvl w:val="0"/>
+          <w:numId w:val="4"/>
+        </w:numPr>
+      </w:pPr>
+      <w:r>
+        <w:rPr>
+          <w:b w:val="0"/>
+          <w:i w:val="0"/>
+        </w:rPr>
+        <w:t>Order by acidity (most acidic first): blood (pH 7.4), vinegar (pH 3), milk (pH 6.5), bleach (pH 12.5), coffee (pH 5).</w:t>
+      </w:r>
+    </w:p>
+    <w:p>
+      <w:pPr/>
+      <w:r>
+        <w:rPr>
+          <w:b w:val="0"/>
+          <w:i w:val="0"/>
+        </w:rPr>
+        <w:t>Solution: vinegar (3) &gt; coffee (5) &gt; milk (6.5) &gt; blood (7.4) &gt; bleach (12.5).</w:t>
+      </w:r>
+    </w:p>
+    <w:p>
+      <w:pPr>
+        <w:pStyle w:val="ListParagraph"/>
+        <w:numPr>
+          <w:ilvl w:val="0"/>
+          <w:numId w:val="4"/>
+        </w:numPr>
+      </w:pPr>
+      <w:r>
+        <w:rPr>
+          <w:b w:val="0"/>
+          <w:i w:val="0"/>
+        </w:rPr>
+        <w:t>A drop of universal indicator turns yellow-green in a solution. Estimate the pH range and classify the solution.</w:t>
+      </w:r>
+    </w:p>
+    <w:p>
+      <w:pPr/>
+      <w:r>
+        <w:rPr>
+          <w:b w:val="0"/>
+          <w:i w:val="0"/>
+        </w:rPr>
+        <w:t>Solution: Universal indicator is yellow-green near pH 6–7 — slightly acidic to neutral. (Universal indicator goes red → orange → yellow → green → blue → purple as pH rises from 0 to 14.)</w:t>
+      </w:r>
+    </w:p>
+    <w:p>
+      <w:pPr>
+        <w:pStyle w:val="ListParagraph"/>
+        <w:numPr>
+          <w:ilvl w:val="0"/>
+          <w:numId w:val="4"/>
+        </w:numPr>
+      </w:pPr>
+      <w:r>
+        <w:rPr>
+          <w:b w:val="0"/>
+          <w:i w:val="0"/>
+        </w:rPr>
+        <w:t>Lake water with normal pH ~6.5 is found to have dropped to pH 4.5 after a season of acid rain. Express this change as a fold-change in [H⁺].</w:t>
+      </w:r>
+    </w:p>
+    <w:p>
+      <w:pPr/>
+      <w:r>
+        <w:rPr>
+          <w:b w:val="0"/>
+          <w:i w:val="0"/>
+        </w:rPr>
+        <w:t>Solution: 6.5 − 4.5 = 2.0 pH units, so [H⁺] increased by a factor of 10² = 100×. The lake is one hundred times more acidic than before.</w:t>
       </w:r>
     </w:p>
     <w:p>
@@ -8767,6 +9827,66 @@
     </w:p>
     <w:p>
       <w:pPr>
+        <w:pStyle w:val="ListParagraph"/>
+      </w:pPr>
+      <w:r>
+        <w:rPr>
+          <w:b w:val="0"/>
+          <w:i w:val="0"/>
+        </w:rPr>
+        <w:t>Acids taste sour, turn litmus red, and release H⁺ in water; bases taste bitter, feel slippery, turn litmus blue, and release OH⁻ in water.</w:t>
+      </w:r>
+    </w:p>
+    <w:p>
+      <w:pPr>
+        <w:pStyle w:val="ListParagraph"/>
+      </w:pPr>
+      <w:r>
+        <w:rPr>
+          <w:b w:val="0"/>
+          <w:i w:val="0"/>
+        </w:rPr>
+        <w:t>There are only six common strong acids — HCl, HBr, HI, HNO₃, H₂SO₄, HClO₄ — and the strong bases are the soluble Group 1 and heavy Group 2 hydroxides. Everything else is weak.</w:t>
+      </w:r>
+    </w:p>
+    <w:p>
+      <w:pPr>
+        <w:pStyle w:val="ListParagraph"/>
+      </w:pPr>
+      <w:r>
+        <w:rPr>
+          <w:b w:val="0"/>
+          <w:i w:val="0"/>
+        </w:rPr>
+        <w:t>Strength refers to extent of ionisation, NOT to concentration: a 0.001 M HCl solution is dilute but the HCl is still 100% ionised.</w:t>
+      </w:r>
+    </w:p>
+    <w:p>
+      <w:pPr>
+        <w:pStyle w:val="ListParagraph"/>
+      </w:pPr>
+      <w:r>
+        <w:rPr>
+          <w:b w:val="0"/>
+          <w:i w:val="0"/>
+        </w:rPr>
+        <w:t>The pH scale runs 0 (acidic) through 7 (neutral) to 14 (basic); each unit represents a tenfold change in [H⁺].</w:t>
+      </w:r>
+    </w:p>
+    <w:p>
+      <w:pPr>
+        <w:pStyle w:val="ListParagraph"/>
+      </w:pPr>
+      <w:r>
+        <w:rPr>
+          <w:b w:val="0"/>
+          <w:i w:val="0"/>
+        </w:rPr>
+        <w:t>Indicators (litmus, phenolphthalein, methyl orange, universal indicator) signal pH ranges by colour change.</w:t>
+      </w:r>
+    </w:p>
+    <w:p>
+      <w:pPr>
         <w:pStyle w:val="Heading2"/>
       </w:pPr>
       <w:r>
@@ -8900,6 +10020,86 @@
     <w:p>
       <w:r>
         <w:br w:type="page"/>
+      </w:r>
+    </w:p>
+    <w:p>
+      <w:pPr/>
+      <w:r>
+        <w:rPr>
+          <w:b w:val="0"/>
+          <w:i w:val="0"/>
+        </w:rPr>
+        <w:t>Arrhenius acid (7.9) — A substance that releases H⁺ ions when dissolved in water.</w:t>
+      </w:r>
+    </w:p>
+    <w:p>
+      <w:pPr/>
+      <w:r>
+        <w:rPr>
+          <w:b w:val="0"/>
+          <w:i w:val="0"/>
+        </w:rPr>
+        <w:t>Arrhenius base (7.9) — A substance that releases OH⁻ ions when dissolved in water.</w:t>
+      </w:r>
+    </w:p>
+    <w:p>
+      <w:pPr/>
+      <w:r>
+        <w:rPr>
+          <w:b w:val="0"/>
+          <w:i w:val="0"/>
+        </w:rPr>
+        <w:t>Indicator (7.10) — A dye that changes colour over a defined pH range; used to estimate the pH of a solution.</w:t>
+      </w:r>
+    </w:p>
+    <w:p>
+      <w:pPr/>
+      <w:r>
+        <w:rPr>
+          <w:b w:val="0"/>
+          <w:i w:val="0"/>
+        </w:rPr>
+        <w:t>pH (7.10) — A logarithmic measure of acidity running from 0 (most acidic) through 7 (neutral) to 14 (most basic); each unit corresponds to a 10× change in [H⁺].</w:t>
+      </w:r>
+    </w:p>
+    <w:p>
+      <w:pPr/>
+      <w:r>
+        <w:rPr>
+          <w:b w:val="0"/>
+          <w:i w:val="0"/>
+        </w:rPr>
+        <w:t>Strong acid (7.9) — An acid that ionises essentially 100% in water; the six common ones are HCl, HBr, HI, HNO₃, H₂SO₄, HClO₄.</w:t>
+      </w:r>
+    </w:p>
+    <w:p>
+      <w:pPr/>
+      <w:r>
+        <w:rPr>
+          <w:b w:val="0"/>
+          <w:i w:val="0"/>
+        </w:rPr>
+        <w:t>Strong base (7.9) — A base that dissociates essentially 100% in water; the soluble Group 1 hydroxides and the heavy Group 2 hydroxides.</w:t>
+      </w:r>
+    </w:p>
+    <w:p>
+      <w:pPr/>
+      <w:r>
+        <w:rPr>
+          <w:b w:val="0"/>
+          <w:i w:val="0"/>
+        </w:rPr>
+        <w:t>Weak acid (7.9) — An acid that ionises only partially in water; HF, acetic acid, carbonic acid, phosphoric acid, and most carboxylic acids are weak.</w:t>
+      </w:r>
+    </w:p>
+    <w:p>
+      <w:pPr/>
+      <w:r>
+        <w:rPr>
+          <w:b w:val="0"/>
+          <w:i w:val="0"/>
+        </w:rPr>
+        <w:t>Weak base (7.9) — A base that ionises only partially in water; aqueous ammonia (NH₃) and amines are the prototypes.</w:t>
       </w:r>
     </w:p>
     <w:p>
